--- a/lakimies_artikkeli.docx
+++ b/lakimies_artikkeli.docx
@@ -23,7 +23,7 @@
         <w:pStyle w:val="Date"/>
       </w:pPr>
       <w:r>
-        <w:t xml:space="preserve">05.06.2026</w:t>
+        <w:t xml:space="preserve">07.06.2026</w:t>
       </w:r>
     </w:p>
     <w:p>
@@ -96,7 +96,7 @@
         <w:pStyle w:val="FirstParagraph"/>
       </w:pPr>
       <w:r>
-        <w:t xml:space="preserve">Suomen lainsäädäntöä on perinteisesti tarkasteltu yksittäisten säädösten tasolla. Tässä artikkelissa lainsäädäntöä lähestytään kokonaisuutena tilastollisen analyysin kohteena. Aineistona käytetään Finlexin avointa REST-rajapintaa, jonka kautta haettiin 54 527 säädöstä vuosilta 1987–2024. Analyysi kohdistuu lainsäädäntötahdin kehitykseen ja muutossäädösten osuuden kasvuun. Bayesilaisen muutospiste-analyysin avulla osoitetaan, että säädöstahdin rakenne muuttui tilastollisesti merkitsevästi vuonna 2008. Lisäksi tarkastellaan lakien muutostiheyttä — harvat lait keräävät valtaosan kaikista muutoksista — sekä muutosten ajoittumista: puolet laeista muutetaan jo kahden vuoden sisällä säätämisestä. Lopuksi esitetään bayesilainen ennuste säädösvolyymille vuosiksi 2025–2030. Artikkeli osoittaa, että avoin oikeudellinen data tarjoaa kvantitatiivisesti täsmällisen näkökulman lainvalmistelun kehitykseen — näkökulman, jota perinteinen lainoppi ei pysty tuottamaan.</w:t>
+        <w:t xml:space="preserve">Suomen lainsäädäntöä on perinteisesti tarkasteltu yksittäisten säädösten tasolla. Tässä artikkelissa lainsäädäntöä lähestytään kokonaisuutena tilastollisen analyysin kohteena. Aineistona käytetään Finlexin avointa REST-rajapintaa, jonka kautta haettiin 54 527 säädöstä vuosilta 1987–2024. Analyysi kohdistuu lainsäädäntötahdin kehitykseen ja muutossäädösten osuuden kasvuun. Bayesilaisen muutospiste-analyysin avulla osoitetaan, että säädöstahdin rakenne muuttui tilastollisesti merkitsevästi vuonna 2008. Lisäksi tarkastellaan lakien muutostiheyttä — harvat lait keräävät valtaosan kaikista muutoksista — sekä muutosten ajoittumista: puolet laeista muutetaan jo kahden vuoden sisällä säätämisestä. Säädösten antaminen keskittyy voimakkaasti joulukuuhun, ja säädösten pituus noudattaa vinoa jakaumaa. Lopuksi esitetään bayesilainen trendiennuste, jonka mukaan uusien säädösten määrä laskee systemaattisesti vuoteen 2030 saakka. Artikkeli osoittaa, että avoin oikeudellinen data tarjoaa kvantitatiivisesti täsmällisen näkökulman lainvalmistelun kehitykseen — näkökulman, jota perinteinen lainoppi ei pysty tuottamaan.</w:t>
       </w:r>
     </w:p>
     <w:p>
@@ -137,7 +137,7 @@
         <w:pStyle w:val="BodyText"/>
       </w:pPr>
       <w:r>
-        <w:t xml:space="preserve">Artikkeli on metodologinen avaus. Se ei pyri oikeudelliseen tulkintaan vaan osoittamaan, millaista tietoa avoimen oikeudellisen datan tilastollinen analyysi voi tuottaa. Tulokset ovat osin yllättäviä: EU-jäsenyyden vaikutus lainsäädäntöön näkyy datassa yhden vuoden tarkkuudella, finanssikriisi 2008–2009 jätti mitattavan jäljen lakikirjaan, lakien muutospaine kasautuu voimakkaasti pieneen joukkoon keskeisiä lakeja, ja puolet laeista muutetaan jo kahden vuoden sisällä säätämisestään.</w:t>
+        <w:t xml:space="preserve">Artikkeli on metodologinen avaus. Se ei pyri oikeudelliseen tulkintaan vaan osoittamaan, millaista tietoa avoimen oikeudellisen datan tilastollinen analyysi voi tuottaa. Tulokset ovat osin yllättäviä: EU-jäsenyyden vaikutus lainsäädäntöön näkyy datassa yhden vuoden tarkkuudella, finanssikriisi 2008–2009 jätti mitattavan jäljen lakikirjaan, lakien muutospaine kasautuu voimakkaasti pieneen joukkoon keskeisiä lakeja, puolet laeista muutetaan jo kahden vuoden sisällä säätämisestään, ja yli neljännes koko vuoden lainsäädännöstä annetaan joulukuussa.</w:t>
       </w:r>
     </w:p>
     <w:bookmarkEnd w:id="10"/>
@@ -1293,12 +1293,12 @@
           <wp:inline>
             <wp:extent cx="5334000" cy="3111500"/>
             <wp:effectExtent b="0" l="0" r="0" t="0"/>
-            <wp:docPr descr="Kuvio 7. Aika lain säätämisestä sen ensimmäiseen muutokseen, vuonna 1990 tai myöhemmin säädetyt lait. Suuri osa laeista muutetaan ensimmäisen kahden vuoden aikana." title="" id="48" name="Picture"/>
+            <wp:docPr descr="Kuvio 6. Aika lain säätämisestä sen ensimmäiseen muutokseen, vuonna 1990 tai myöhemmin säädetyt lait. Suuri osa laeista muutetaan ensimmäisen kahden vuoden aikana." title="" id="48" name="Picture"/>
             <a:graphic>
               <a:graphicData uri="http://schemas.openxmlformats.org/drawingml/2006/picture">
                 <pic:pic>
                   <pic:nvPicPr>
-                    <pic:cNvPr descr="lakimies_artikkeli_files/lakimies_artikkeli_files/figure-docx/kuvio7-1.png" id="49" name="Picture"/>
+                    <pic:cNvPr descr="lakimies_artikkeli_files/lakimies_artikkeli_files/figure-docx/kuvio6-1.png" id="49" name="Picture"/>
                     <pic:cNvPicPr>
                       <a:picLocks noChangeArrowheads="1" noChangeAspect="1"/>
                     </pic:cNvPicPr>
@@ -1336,7 +1336,7 @@
         <w:pStyle w:val="ImageCaption"/>
       </w:pPr>
       <w:r>
-        <w:t xml:space="preserve">Kuvio 7. Aika lain säätämisestä sen ensimmäiseen muutokseen, vuonna 1990 tai myöhemmin säädetyt lait. Suuri osa laeista muutetaan ensimmäisen kahden vuoden aikana.</w:t>
+        <w:t xml:space="preserve">Kuvio 6. Aika lain säätämisestä sen ensimmäiseen muutokseen, vuonna 1990 tai myöhemmin säädetyt lait. Suuri osa laeista muutetaan ensimmäisen kahden vuoden aikana.</w:t>
       </w:r>
     </w:p>
     <w:bookmarkEnd w:id="50"/>
@@ -1392,12 +1392,12 @@
           <wp:inline>
             <wp:extent cx="5334000" cy="3111500"/>
             <wp:effectExtent b="0" l="0" r="0" t="0"/>
-            <wp:docPr descr="Kuvio 8. Muutossäädösten lukumäärä vuosittain (1987–2024)." title="" id="53" name="Picture"/>
+            <wp:docPr descr="Kuvio 7. Muutossäädösten lukumäärä vuosittain (1987–2024)." title="" id="53" name="Picture"/>
             <a:graphic>
               <a:graphicData uri="http://schemas.openxmlformats.org/drawingml/2006/picture">
                 <pic:pic>
                   <pic:nvPicPr>
-                    <pic:cNvPr descr="lakimies_artikkeli_files/lakimies_artikkeli_files/figure-docx/kuvio8-1.png" id="54" name="Picture"/>
+                    <pic:cNvPr descr="lakimies_artikkeli_files/lakimies_artikkeli_files/figure-docx/kuvio7-1.png" id="54" name="Picture"/>
                     <pic:cNvPicPr>
                       <a:picLocks noChangeArrowheads="1" noChangeAspect="1"/>
                     </pic:cNvPicPr>
@@ -1435,18 +1435,18 @@
         <w:pStyle w:val="ImageCaption"/>
       </w:pPr>
       <w:r>
-        <w:t xml:space="preserve">Kuvio 8. Muutossäädösten lukumäärä vuosittain (1987–2024).</w:t>
+        <w:t xml:space="preserve">Kuvio 7. Muutossäädösten lukumäärä vuosittain (1987–2024).</w:t>
       </w:r>
     </w:p>
     <w:bookmarkEnd w:id="55"/>
     <w:bookmarkEnd w:id="56"/>
-    <w:bookmarkStart w:id="60" w:name="lainsäädäntövolyymin-ennuste-20252030"/>
+    <w:bookmarkStart w:id="69" w:name="X748827ee5814077b92ec8d92ae17207bb378844"/>
     <w:p>
       <w:pPr>
         <w:pStyle w:val="Heading1"/>
       </w:pPr>
       <w:r>
-        <w:t xml:space="preserve">8. Lainsäädäntövolyymin ennuste 2025–2030</w:t>
+        <w:t xml:space="preserve">8. Lainsäädännön muoto: ajoitus, tyyppi ja pituus</w:t>
       </w:r>
     </w:p>
     <w:p>
@@ -1454,7 +1454,24 @@
         <w:pStyle w:val="FirstParagraph"/>
       </w:pPr>
       <w:r>
-        <w:t xml:space="preserve">Edellä on tarkasteltu mennyttä kehitystä. Tilastollisen mallin arvo punnitaan kuitenkin usein sen kyvyssä ennustaa. Tässä luvussa esitetään bayesilainen ennuste vuosittaiselle säädösvolyymille vuosiksi 2025–2030.</w:t>
+        <w:t xml:space="preserve">Tähän asti on tarkasteltu säädösten lukumääriä ja ajallista kehitystä. Finlexin aineisto sisältää kuitenkin myös tietoa säädösten muodosta: milloin vuodessa niitä annetaan, minkä tyyppisiä ne ovat ja kuinka pitkiä. Nämä kolme näkökulmaa avaavat lainsäädäntöön mittakaavan, jota ei tavallisesti hahmoteta.</w:t>
+      </w:r>
+    </w:p>
+    <w:bookmarkStart w:id="60" w:name="joulukuun-ilmiö"/>
+    <w:p>
+      <w:pPr>
+        <w:pStyle w:val="Heading2"/>
+      </w:pPr>
+      <w:r>
+        <w:t xml:space="preserve">8.1. Joulukuun ilmiö</w:t>
+      </w:r>
+    </w:p>
+    <w:p>
+      <w:pPr>
+        <w:pStyle w:val="FirstParagraph"/>
+      </w:pPr>
+      <w:r>
+        <w:t xml:space="preserve">Säädösten antaminen ei jakaudu tasaisesti vuoden kuukausille. Päinvastoin: jakauma on äärimmäisen vino. Joulukuussa annetaan 15 359 säädöstä eli 28 prosenttia koko vuoden tuotannosta — yli neljännes lainsäädännöstä syntyy yhden kuukauden aikana. Heinäkuuhun verrattuna joulukuun volyymi on 6.2-kertainen.</w:t>
       </w:r>
     </w:p>
     <w:p>
@@ -1462,7 +1479,7 @@
         <w:pStyle w:val="BodyText"/>
       </w:pPr>
       <w:r>
-        <w:t xml:space="preserve">Ennuste perustuu EU-jäsenyyden jälkeiseen vakaaseen kauteen (1996–2024), jonka aikana vuosittainen säädösmäärä on ollut keskimäärin 1 398. Vuosittainen säädösmäärä mallinnetaan log-normaalijakautuneena, mikä sopii positiivisille lukumäärämuuttujille. Mallin parametrien epävarmuus huomioidaan bayesilaisittain: ennuste ei ole yksittäinen luku vaan jakauma, joka kuvaa kaiken sen epävarmuuden, joka tulevaisuuden säädösmäärään liittyy. Tämä on olennaista — piste-ennuste antaisi harhaanjohtavan kuvan tarkkuudesta, jota mallilla ei ole.</w:t>
+        <w:t xml:space="preserve">Ilmiö on rakenteellinen eikä rajoitu mihinkään yksittäiseen säädöstyyppiin. Joulukuun osuus on lähes sama sekä muutossäädöksissä (29.1 %) että uusissa säädöksissä (26.7 %). Selitys löytyy voimaantulon ajoituksesta: valtaosa säädöksistä tulee voimaan vuodenvaihteessa, mikä edellyttää niiden antamista joulukuussa. Lainsäädäntökoneisto noudattaa siis vahvaa vuosirytmiä, jossa loppuvuosi on ruuhkaisin.</w:t>
       </w:r>
     </w:p>
     <w:p>
@@ -1470,7 +1487,7 @@
         <w:pStyle w:val="BodyText"/>
       </w:pPr>
       <w:r>
-        <w:t xml:space="preserve">Ennusteen mukaan vuonna 2030 säädöksiä annetaan todennäköisimmin 1 387, mutta 95 prosentin ennusteväli ulottuu 1 096:stä 1 775:een. Ennusteväli on tarkoituksella leveä: se kertoo rehellisesti, että yksittäisen vuoden säädösmäärää ei voi ennustaa tarkasti, vaikka pitkän aikavälin keskitaso on vakaa. Juuri tämä epävarmuuden eksplisiittinen kuvaaminen erottaa tilastollisen ennusteen arvauksesta.</w:t>
+        <w:t xml:space="preserve">Tällä on käytännön merkitystä. Joulukuun säädöstulva tarkoittaa, että suuri osa vuoden oikeudellisista muutoksista on omaksuttava lyhyessä ajassa juuri ennen niiden voimaantuloa. Tämä asettaa haasteita sekä lainvalmistelun laadulle että niille, joiden on sovellettava uusia säännöksiä.</w:t>
       </w:r>
     </w:p>
     <w:p>
@@ -1480,20 +1497,93 @@
       <w:r>
         <w:drawing>
           <wp:inline>
-            <wp:extent cx="5334000" cy="3282461"/>
+            <wp:extent cx="5334000" cy="3111500"/>
             <wp:effectExtent b="0" l="0" r="0" t="0"/>
-            <wp:docPr descr="Kuvio 9. Vuosittaisen säädösvolyymin toteuma 1996–2024 ja bayesilainen ennuste 2025–2030. Tummempi alue on 80 %:n ja vaaleampi 95 %:n ennusteväli." title="" id="58" name="Picture"/>
+            <wp:docPr descr="Kuvio 8. Säädösten antaminen kuukausittain (1987–2024). Joulukuu erottuu selvästi muista kuukausista." title="" id="58" name="Picture"/>
             <a:graphic>
               <a:graphicData uri="http://schemas.openxmlformats.org/drawingml/2006/picture">
                 <pic:pic>
                   <pic:nvPicPr>
-                    <pic:cNvPr descr="lakimies_artikkeli_files/lakimies_artikkeli_files/figure-docx/kuvio9-1.png" id="59" name="Picture"/>
+                    <pic:cNvPr descr="lakimies_artikkeli_files/lakimies_artikkeli_files/figure-docx/kuvio8-1.png" id="59" name="Picture"/>
                     <pic:cNvPicPr>
                       <a:picLocks noChangeArrowheads="1" noChangeAspect="1"/>
                     </pic:cNvPicPr>
                   </pic:nvPicPr>
                   <pic:blipFill>
                     <a:blip r:embed="rId57"/>
+                    <a:stretch>
+                      <a:fillRect/>
+                    </a:stretch>
+                  </pic:blipFill>
+                  <pic:spPr bwMode="auto">
+                    <a:xfrm>
+                      <a:off x="0" y="0"/>
+                      <a:ext cx="5334000" cy="3111500"/>
+                    </a:xfrm>
+                    <a:prstGeom prst="rect">
+                      <a:avLst/>
+                    </a:prstGeom>
+                    <a:noFill/>
+                    <a:ln w="9525">
+                      <a:noFill/>
+                      <a:headEnd/>
+                      <a:tailEnd/>
+                    </a:ln>
+                  </pic:spPr>
+                </pic:pic>
+              </a:graphicData>
+            </a:graphic>
+          </wp:inline>
+        </w:drawing>
+      </w:r>
+    </w:p>
+    <w:p>
+      <w:pPr>
+        <w:pStyle w:val="ImageCaption"/>
+      </w:pPr>
+      <w:r>
+        <w:t xml:space="preserve">Kuvio 8. Säädösten antaminen kuukausittain (1987–2024). Joulukuu erottuu selvästi muista kuukausista.</w:t>
+      </w:r>
+    </w:p>
+    <w:bookmarkEnd w:id="60"/>
+    <w:bookmarkStart w:id="64" w:name="säädöstyyppien-kirjo"/>
+    <w:p>
+      <w:pPr>
+        <w:pStyle w:val="Heading2"/>
+      </w:pPr>
+      <w:r>
+        <w:t xml:space="preserve">8.2. Säädöstyyppien kirjo</w:t>
+      </w:r>
+    </w:p>
+    <w:p>
+      <w:pPr>
+        <w:pStyle w:val="FirstParagraph"/>
+      </w:pPr>
+      <w:r>
+        <w:t xml:space="preserve">Säädöksen otsikosta voidaan päätellä sen oikeudellinen muoto. Aineiston säädöksistä 46 prosenttia on lakeja, ja loput jakautuvat asetuksiin, valtioneuvoston ja ministeriöiden asetuksiin sekä erilaisiin päätöksiin. Tämä havainnollistaa, että merkittävä osa velvoittavasta normistosta syntyy muualla kuin eduskunnassa — asetuksin ja päätöksin, joiden valmisteluun ja hyväksymiseen liittyy eri menettely kuin lakeihin.</w:t>
+      </w:r>
+    </w:p>
+    <w:p>
+      <w:pPr>
+        <w:pStyle w:val="CaptionedFigure"/>
+      </w:pPr>
+      <w:r>
+        <w:drawing>
+          <wp:inline>
+            <wp:extent cx="5334000" cy="3282461"/>
+            <wp:effectExtent b="0" l="0" r="0" t="0"/>
+            <wp:docPr descr="Kuvio 9. Säädösten jakautuminen oikeudellisen muodon mukaan (1987–2024). Luokittelu perustuu säädöksen otsikkoon." title="" id="62" name="Picture"/>
+            <a:graphic>
+              <a:graphicData uri="http://schemas.openxmlformats.org/drawingml/2006/picture">
+                <pic:pic>
+                  <pic:nvPicPr>
+                    <pic:cNvPr descr="lakimies_artikkeli_files/lakimies_artikkeli_files/figure-docx/kuvio9-1.png" id="63" name="Picture"/>
+                    <pic:cNvPicPr>
+                      <a:picLocks noChangeArrowheads="1" noChangeAspect="1"/>
+                    </pic:cNvPicPr>
+                  </pic:nvPicPr>
+                  <pic:blipFill>
+                    <a:blip r:embed="rId61"/>
                     <a:stretch>
                       <a:fillRect/>
                     </a:stretch>
@@ -1525,17 +1615,99 @@
         <w:pStyle w:val="ImageCaption"/>
       </w:pPr>
       <w:r>
-        <w:t xml:space="preserve">Kuvio 9. Vuosittaisen säädösvolyymin toteuma 1996–2024 ja bayesilainen ennuste 2025–2030. Tummempi alue on 80 %:n ja vaaleampi 95 %:n ennusteväli.</w:t>
-      </w:r>
-    </w:p>
-    <w:bookmarkEnd w:id="60"/>
-    <w:bookmarkStart w:id="61" w:name="päätelmät"/>
+        <w:t xml:space="preserve">Kuvio 9. Säädösten jakautuminen oikeudellisen muodon mukaan (1987–2024). Luokittelu perustuu säädöksen otsikkoon.</w:t>
+      </w:r>
+    </w:p>
+    <w:bookmarkEnd w:id="64"/>
+    <w:bookmarkStart w:id="68" w:name="säädösten-pituus"/>
+    <w:p>
+      <w:pPr>
+        <w:pStyle w:val="Heading2"/>
+      </w:pPr>
+      <w:r>
+        <w:t xml:space="preserve">8.3. Säädösten pituus</w:t>
+      </w:r>
+    </w:p>
+    <w:p>
+      <w:pPr>
+        <w:pStyle w:val="FirstParagraph"/>
+      </w:pPr>
+      <w:r>
+        <w:t xml:space="preserve">Säädösten pituus vaihtelee dramaattisesti. Mediaanisäädös sisältää vain 2 pykälää, ja 53 prosenttia säädöksistä on enintään kahden pykälän mittaisia — tyypillisesti yksittäisiä muutoksia olemassa olevaan lakiin. Keskiarvo on kuitenkin 5.9 pykälää, ja pisin yksittäinen säädös sisältää 473 pykälää. Jakauma on jälleen voimakkaasti vino: valtaosa säädöksistä on lyhyitä, mutta harvat ovat hyvin pitkiä.</w:t>
+      </w:r>
+    </w:p>
+    <w:p>
+      <w:pPr>
+        <w:pStyle w:val="BodyText"/>
+      </w:pPr>
+      <w:r>
+        <w:t xml:space="preserve">Tämä rakenne selittää, miksi säädösten lukumäärä antaa harhaanjohtavan kuvan lainsäädännön todellisesta laajuudesta. Yksi pitkä laki voi sisältää enemmän normatiivista ainesta kuin sata lyhyttä muutossäädöstä. Säädösten lukumäärän kasvu ei siis välttämättä tarkoita, että sääntelyn kokonaismäärä kasvaisi samassa suhteessa.</w:t>
+      </w:r>
+    </w:p>
+    <w:p>
+      <w:pPr>
+        <w:pStyle w:val="CaptionedFigure"/>
+      </w:pPr>
+      <w:r>
+        <w:drawing>
+          <wp:inline>
+            <wp:extent cx="5334000" cy="3111500"/>
+            <wp:effectExtent b="0" l="0" r="0" t="0"/>
+            <wp:docPr descr="Kuvio 10. Säädösten pituuden jakauma pykälämäärän mukaan (1987–2024). Vaaka-akseli on logaritminen." title="" id="66" name="Picture"/>
+            <a:graphic>
+              <a:graphicData uri="http://schemas.openxmlformats.org/drawingml/2006/picture">
+                <pic:pic>
+                  <pic:nvPicPr>
+                    <pic:cNvPr descr="lakimies_artikkeli_files/lakimies_artikkeli_files/figure-docx/kuvio10-1.png" id="67" name="Picture"/>
+                    <pic:cNvPicPr>
+                      <a:picLocks noChangeArrowheads="1" noChangeAspect="1"/>
+                    </pic:cNvPicPr>
+                  </pic:nvPicPr>
+                  <pic:blipFill>
+                    <a:blip r:embed="rId65"/>
+                    <a:stretch>
+                      <a:fillRect/>
+                    </a:stretch>
+                  </pic:blipFill>
+                  <pic:spPr bwMode="auto">
+                    <a:xfrm>
+                      <a:off x="0" y="0"/>
+                      <a:ext cx="5334000" cy="3111500"/>
+                    </a:xfrm>
+                    <a:prstGeom prst="rect">
+                      <a:avLst/>
+                    </a:prstGeom>
+                    <a:noFill/>
+                    <a:ln w="9525">
+                      <a:noFill/>
+                      <a:headEnd/>
+                      <a:tailEnd/>
+                    </a:ln>
+                  </pic:spPr>
+                </pic:pic>
+              </a:graphicData>
+            </a:graphic>
+          </wp:inline>
+        </w:drawing>
+      </w:r>
+    </w:p>
+    <w:p>
+      <w:pPr>
+        <w:pStyle w:val="ImageCaption"/>
+      </w:pPr>
+      <w:r>
+        <w:t xml:space="preserve">Kuvio 10. Säädösten pituuden jakauma pykälämäärän mukaan (1987–2024). Vaaka-akseli on logaritminen.</w:t>
+      </w:r>
+    </w:p>
+    <w:bookmarkEnd w:id="68"/>
+    <w:bookmarkEnd w:id="69"/>
+    <w:bookmarkStart w:id="73" w:name="uusien-säädösten-ennuste-20252030"/>
     <w:p>
       <w:pPr>
         <w:pStyle w:val="Heading1"/>
       </w:pPr>
       <w:r>
-        <w:t xml:space="preserve">9. Päätelmät</w:t>
+        <w:t xml:space="preserve">9. Uusien säädösten ennuste 2025–2030</w:t>
       </w:r>
     </w:p>
     <w:p>
@@ -1543,6 +1715,111 @@
         <w:pStyle w:val="FirstParagraph"/>
       </w:pPr>
       <w:r>
+        <w:t xml:space="preserve">Edellä on tarkasteltu mennyttä kehitystä. Tilastollisen mallin arvo punnitaan kuitenkin sen kyvyssä ennustaa. Ennustaminen edellyttää, että ennustettavassa suureessa on aitoa rakennetta — trendiä tai ajallista riippuvuutta. Säädösten vuosittainen kokonaismäärä ei sellaista sisällä: peräkkäisten vuosien välinen korrelaatio on käytännössä nolla, joten kokonaismäärä on vuositasolla satunnaiskohinaa, jota ei voi ennustaa mielekkäästi. Tämä on itsessään tulos — kokonaisvolyymi heittelee vuodesta toiseen ilman ennustettavaa kaavaa.</w:t>
+      </w:r>
+    </w:p>
+    <w:p>
+      <w:pPr>
+        <w:pStyle w:val="BodyText"/>
+      </w:pPr>
+      <w:r>
+        <w:t xml:space="preserve">Uusien säädösten määrä on kuitenkin aivan toisenlainen suure. Sen peräkkäisten vuosien välinen korrelaatio on korkea (0.87), ja sillä on selvä laskeva trendi: uusia lakeja ja asetuksia säädetään vuosi vuodelta vähemmän. Vuonna 2024 uusia säädöksiä annettiin 336, kun 2010-luvun alussa luku oli yli viidensadan. Tämä on aidosti ennustettava ilmiö.</w:t>
+      </w:r>
+    </w:p>
+    <w:p>
+      <w:pPr>
+        <w:pStyle w:val="BodyText"/>
+      </w:pPr>
+      <w:r>
+        <w:t xml:space="preserve">Mallinnetaan uusien säädösten määrä bayesilaisella lineaarisella trendimallilla logaritmisella asteikolla. Malli sovitetaan vuoden 2000 jälkeiseen aineistoon, jolla trendi on vakaa, ja parametrien epävarmuus huomioidaan simuloimalla posterioriennuste. Mallin mukaan uusien säädösten määrä vähenee noin 2.4 prosenttia vuodessa.</w:t>
+      </w:r>
+    </w:p>
+    <w:p>
+      <w:pPr>
+        <w:pStyle w:val="BodyText"/>
+      </w:pPr>
+      <w:r>
+        <w:t xml:space="preserve">Ennusteen mukaan vuonna 2030 uusia säädöksiä annetaan todennäköisimmin 325, ja 95 prosentin ennusteväli on 272–387. Toisin kuin kokonaismäärän kohdalla, tässä ennusteväli on kapea suhteessa tasoon, koska sarjassa on aitoa rakennetta. Ennuste kertoo jotain, mitä pelkkä silmämääräinen tarkastelu ei paljasta: uuden lainsäädännön tuottaminen on hidastumassa systemaattisesti, ja jos kehitys jatkuu, 2020-luvun lopulla uusia säädöksiä annetaan selvästi vähemmän kuin vuosikymmenen alussa.</w:t>
+      </w:r>
+    </w:p>
+    <w:p>
+      <w:pPr>
+        <w:pStyle w:val="BodyText"/>
+      </w:pPr>
+      <w:r>
+        <w:t xml:space="preserve">Havainto on myös sisällöllisesti merkittävä. Se vahvistaa läpi artikkelin toistuvaa teemaa: lainsäädäntötyö siirtyy yhä enemmän uuden luomisesta olemassa olevan muokkaamiseen. Muutossäädösten määrä pysyy korkeana samalla kun uusien säädösten määrä laskee.</w:t>
+      </w:r>
+    </w:p>
+    <w:p>
+      <w:pPr>
+        <w:pStyle w:val="CaptionedFigure"/>
+      </w:pPr>
+      <w:r>
+        <w:drawing>
+          <wp:inline>
+            <wp:extent cx="5334000" cy="3282461"/>
+            <wp:effectExtent b="0" l="0" r="0" t="0"/>
+            <wp:docPr descr="Kuvio 11. Uusien säädösten määrän toteuma 2000–2024 ja bayesilainen trendiennuste 2025–2030. Tummempi alue on 80 %:n ja vaaleampi 95 %:n ennusteväli." title="" id="71" name="Picture"/>
+            <a:graphic>
+              <a:graphicData uri="http://schemas.openxmlformats.org/drawingml/2006/picture">
+                <pic:pic>
+                  <pic:nvPicPr>
+                    <pic:cNvPr descr="lakimies_artikkeli_files/lakimies_artikkeli_files/figure-docx/kuvio11-1.png" id="72" name="Picture"/>
+                    <pic:cNvPicPr>
+                      <a:picLocks noChangeArrowheads="1" noChangeAspect="1"/>
+                    </pic:cNvPicPr>
+                  </pic:nvPicPr>
+                  <pic:blipFill>
+                    <a:blip r:embed="rId70"/>
+                    <a:stretch>
+                      <a:fillRect/>
+                    </a:stretch>
+                  </pic:blipFill>
+                  <pic:spPr bwMode="auto">
+                    <a:xfrm>
+                      <a:off x="0" y="0"/>
+                      <a:ext cx="5334000" cy="3282461"/>
+                    </a:xfrm>
+                    <a:prstGeom prst="rect">
+                      <a:avLst/>
+                    </a:prstGeom>
+                    <a:noFill/>
+                    <a:ln w="9525">
+                      <a:noFill/>
+                      <a:headEnd/>
+                      <a:tailEnd/>
+                    </a:ln>
+                  </pic:spPr>
+                </pic:pic>
+              </a:graphicData>
+            </a:graphic>
+          </wp:inline>
+        </w:drawing>
+      </w:r>
+    </w:p>
+    <w:p>
+      <w:pPr>
+        <w:pStyle w:val="ImageCaption"/>
+      </w:pPr>
+      <w:r>
+        <w:t xml:space="preserve">Kuvio 11. Uusien säädösten määrän toteuma 2000–2024 ja bayesilainen trendiennuste 2025–2030. Tummempi alue on 80 %:n ja vaaleampi 95 %:n ennusteväli.</w:t>
+      </w:r>
+    </w:p>
+    <w:bookmarkEnd w:id="73"/>
+    <w:bookmarkStart w:id="74" w:name="päätelmät"/>
+    <w:p>
+      <w:pPr>
+        <w:pStyle w:val="Heading1"/>
+      </w:pPr>
+      <w:r>
+        <w:t xml:space="preserve">10. Päätelmät</w:t>
+      </w:r>
+    </w:p>
+    <w:p>
+      <w:pPr>
+        <w:pStyle w:val="FirstParagraph"/>
+      </w:pPr>
+      <w:r>
         <w:t xml:space="preserve">Tässä artikkelissa on osoitettu kaksi mitattavaa murrosta Suomen lainsäädäntöhistoriassa. EU-jäsenyys vuonna 1995 kasvatti muutossäädösten suhteellista osuutta pysyvästi — bayesilainen analyysi paikantaa rakenteellisen muutoksen vuoteen 2008 yhden vuoden tarkkuudella, ja muutossäädösten osuus kasvoi pysyvästi noin 56 prosenttia. Finanssikriisi vuonna 2009 näkyi muutossäädösten poikkeuksellisena piikkinä, mikä kuvaa kriisilainsäädännön luonnetta: kiireessä muutetaan olemassa olevaa, ei rakenneta uutta.</w:t>
       </w:r>
     </w:p>
@@ -1567,7 +1844,7 @@
         <w:pStyle w:val="BodyText"/>
       </w:pPr>
       <w:r>
-        <w:t xml:space="preserve">Lisäksi esitettiin bayesilainen ennuste, jonka mukaan säädösvolyymi pysyy lähivuosina vakaana noin 1 398 säädöksen vuositasolla, joskin yksittäisen vuoden ennusteväli on leveä. Ennusteen arvo ei ole sen tarkkuudessa vaan siinä, että se kuvaa epävarmuuden rehellisesti — toisin kuin piste-ennuste, joka antaisi vääränlaisen vaikutelman varmuudesta.</w:t>
+        <w:t xml:space="preserve">Säädösten muotoa koskeva tarkastelu toi esiin kolme rakenteellista piirrettä. Säädösten antaminen keskittyy voimakkaasti joulukuuhun, jolloin annetaan 28 prosenttia koko vuoden säädöksistä — seuraus voimaantulojen ajoittumisesta vuodenvaihteeseen. Merkittävä osa normistosta syntyy lakien sijaan asetuksin ja päätöksin. Säädösten pituus on voimakkaasti vino: mediaanisäädös on vain 2 pykälää, mutta pisin sisältää 473. Tämä tarkoittaa, että säädösten lukumäärä antaa vain karkean kuvan sääntelyn todellisesta laajuudesta.</w:t>
       </w:r>
     </w:p>
     <w:p>
@@ -1575,6 +1852,14 @@
         <w:pStyle w:val="BodyText"/>
       </w:pPr>
       <w:r>
+        <w:t xml:space="preserve">Lisäksi osoitettiin, että vaikka säädösten vuosittaista kokonaismäärää ei voi ennustaa — se on satunnaiskohinaa ilman ajallista rakennetta — uusien säädösten määrä on aidosti ennustettava ja laskeva. Bayesilainen trendimalli ennustaa uusien säädösten määrän vähenevän noin 2.4 prosenttia vuodessa, mikä tarkoittaisi vuonna 2030 noin 325 uutta säädöstä. Ennusteen arvo on siinä, että se erottaa ennustettavan rakenteen ennustamattomasta kohinasta ja kuvaa epävarmuuden rehellisesti.</w:t>
+      </w:r>
+    </w:p>
+    <w:p>
+      <w:pPr>
+        <w:pStyle w:val="BodyText"/>
+      </w:pPr>
+      <w:r>
         <w:t xml:space="preserve">Nämä havainnot eivät ole oikeudellisesti yllättäviä — EU-jäsenyyden ja finanssikriisin merkitys on tiedossa. Se mikä on uutta, on täsmällisyys: nyt voidaan sanoa numeroin, kuinka suuri muutos oli, milloin se alkoi ja kuinka kauan se kesti. Data ulottuu vuoteen 2024, joten kysymys ei ole oikeushistoriasta vaan nykyisestä lainsäädäntötodellisuudesta.</w:t>
       </w:r>
     </w:p>
@@ -1583,7 +1868,7 @@
         <w:pStyle w:val="BodyText"/>
       </w:pPr>
       <w:r>
-        <w:t xml:space="preserve">Jatkotutkimukselle on useita luontevia suuntia. Asiakirjatyyppien (laki, asetus, valtioneuvoston asetus) kehityksen analyysi valottaisi, onko säätely siirtynyt eduskuntalaeista alemmanasteiseen normistoon. Lakien viittausverkoston analyysi paljastaisi ns. solmulait, joihin koko normisto nojaa. EU-direktiivien implementointiaikataulujen yhdistäminen Finlexin dataan mahdollistaisi sen arvioimisen, kuinka nopeasti eri hallinnonaloilla direktiivit muutetaan kansalliseksi lainsäädännöksi.</w:t>
+        <w:t xml:space="preserve">Jatkotutkimukselle on useita luontevia suuntia. Säädöstyyppien ajallinen kehitys — onko sääntely siirtynyt eduskuntalaeista alemmanasteisiin asetuksiin ja päätöksiin — olisi luontevaa tutkia tässä esitellyn säädösluokittelun pohjalta. Lakien viittausverkoston analyysi paljastaisi ns. solmulait, joihin koko normisto nojaa. EU-direktiivien implementointiaikataulujen yhdistäminen Finlexin dataan mahdollistaisi sen arvioimisen, kuinka nopeasti eri hallinnonaloilla direktiivit muutetaan kansalliseksi lainsäädännöksi. Myös säädösten pituuden kehitys ajassa sekä uusien ja muuttavien säädösten erillinen ennustaminen ovat luontevia jatkoaiheita.</w:t>
       </w:r>
     </w:p>
     <w:p>
@@ -1602,7 +1887,7 @@
         <w:t xml:space="preserve">Finlexin data on avointa ja tässä artikkelissa käytetty analyysikoodi on vapaasti saatavilla. Toivon, että artikkeli madaltaa kynnystä vastaavien aineistolähtöisten tarkastelujen tekemiseen myös oikeustieteellisessä tutkimuksessa.</w:t>
       </w:r>
     </w:p>
-    <w:bookmarkEnd w:id="61"/>
+    <w:bookmarkEnd w:id="74"/>
     <w:sectPr>
       <w:footnotePr>
         <w:numRestart w:val="eachSect"/>
